--- a/interview/infra/docker/doc-git-life.docx
+++ b/interview/infra/docker/doc-git-life.docx
@@ -23,10 +23,7 @@
     </w:p>
     <w:p>
       <w:r>
-        <w:t>Liferay</w:t>
-      </w:r>
-      <w:r>
-        <w:t>-</w:t>
+        <w:t>Liferay-</w:t>
       </w:r>
       <w:proofErr w:type="spellStart"/>
       <w:r>
@@ -143,6 +140,7 @@
       </w:pPr>
       <w:r>
         <w:rPr>
+          <w:noProof/>
           <w:sz w:val="32"/>
           <w:szCs w:val="32"/>
         </w:rPr>
@@ -286,14 +284,7 @@
           <w:b/>
           <w:bCs/>
         </w:rPr>
-        <w:t xml:space="preserve">## </w:t>
-      </w:r>
-      <w:r>
-        <w:rPr>
-          <w:b/>
-          <w:bCs/>
-        </w:rPr>
-        <w:t xml:space="preserve">You can auto-clone a </w:t>
+        <w:t xml:space="preserve">## You can auto-clone a </w:t>
       </w:r>
       <w:proofErr w:type="spellStart"/>
       <w:r>
@@ -376,16 +367,7 @@
           <w:sz w:val="28"/>
           <w:szCs w:val="28"/>
         </w:rPr>
-        <w:t>entrypoint.sh</w:t>
-      </w:r>
-      <w:r>
-        <w:rPr>
-          <w:b/>
-          <w:bCs/>
-          <w:sz w:val="28"/>
-          <w:szCs w:val="28"/>
-        </w:rPr>
-        <w:t xml:space="preserve"> File</w:t>
+        <w:t>entrypoint.sh File</w:t>
       </w:r>
     </w:p>
     <w:p>
@@ -1104,6 +1086,7 @@
   <w:style w:type="character" w:default="1" w:styleId="DefaultParagraphFont">
     <w:name w:val="Default Paragraph Font"/>
     <w:uiPriority w:val="1"/>
+    <w:semiHidden/>
     <w:unhideWhenUsed/>
   </w:style>
   <w:style w:type="table" w:default="1" w:styleId="TableNormal">
